--- a/DAY-9/Lab Exercise - Configure ClusterIP Service in AKS using Azure Cloud Shell.docx
+++ b/DAY-9/Lab Exercise - Configure ClusterIP Service in AKS using Azure Cloud Shell.docx
@@ -290,7 +290,7 @@
           <w:color w:val="000000" w:themeColor="text1"/>
         </w:rPr>
         <w:pict w14:anchorId="05ECADBA">
-          <v:rect id="_x0000_i3220" style="width:0;height:1.5pt" o:hralign="center" o:hrstd="t" o:hr="t" fillcolor="#a0a0a0" stroked="f"/>
+          <v:rect id="_x0000_i1025" style="width:0;height:1.5pt" o:hralign="center" o:hrstd="t" o:hr="t" fillcolor="#a0a0a0" stroked="f"/>
         </w:pict>
       </w:r>
     </w:p>
@@ -474,7 +474,7 @@
           <w:color w:val="000000" w:themeColor="text1"/>
         </w:rPr>
         <w:pict w14:anchorId="63D162FA">
-          <v:rect id="_x0000_i3221" style="width:0;height:1.5pt" o:hralign="center" o:hrstd="t" o:hr="t" fillcolor="#a0a0a0" stroked="f"/>
+          <v:rect id="_x0000_i1026" style="width:0;height:1.5pt" o:hralign="center" o:hrstd="t" o:hr="t" fillcolor="#a0a0a0" stroked="f"/>
         </w:pict>
       </w:r>
     </w:p>
@@ -601,7 +601,7 @@
           <w:color w:val="000000" w:themeColor="text1"/>
         </w:rPr>
         <w:pict w14:anchorId="72CF09AD">
-          <v:rect id="_x0000_i3222" style="width:0;height:1.5pt" o:hralign="center" o:hrstd="t" o:hr="t" fillcolor="#a0a0a0" stroked="f"/>
+          <v:rect id="_x0000_i1027" style="width:0;height:1.5pt" o:hralign="center" o:hrstd="t" o:hr="t" fillcolor="#a0a0a0" stroked="f"/>
         </w:pict>
       </w:r>
     </w:p>
@@ -789,7 +789,7 @@
           <w:color w:val="000000" w:themeColor="text1"/>
         </w:rPr>
         <w:pict w14:anchorId="0BB33187">
-          <v:rect id="_x0000_i3223" style="width:0;height:1.5pt" o:hralign="center" o:hrstd="t" o:hr="t" fillcolor="#a0a0a0" stroked="f"/>
+          <v:rect id="_x0000_i1028" style="width:0;height:1.5pt" o:hralign="center" o:hrstd="t" o:hr="t" fillcolor="#a0a0a0" stroked="f"/>
         </w:pict>
       </w:r>
     </w:p>
@@ -867,7 +867,7 @@
           <w:color w:val="000000" w:themeColor="text1"/>
         </w:rPr>
         <w:pict w14:anchorId="747FCF4C">
-          <v:rect id="_x0000_i3224" style="width:0;height:1.5pt" o:hralign="center" o:hrstd="t" o:hr="t" fillcolor="#a0a0a0" stroked="f"/>
+          <v:rect id="_x0000_i1029" style="width:0;height:1.5pt" o:hralign="center" o:hrstd="t" o:hr="t" fillcolor="#a0a0a0" stroked="f"/>
         </w:pict>
       </w:r>
     </w:p>
@@ -1334,7 +1334,7 @@
           <w:color w:val="000000" w:themeColor="text1"/>
         </w:rPr>
         <w:pict w14:anchorId="66408CD8">
-          <v:rect id="_x0000_i3225" style="width:0;height:1.5pt" o:hralign="center" o:hrstd="t" o:hr="t" fillcolor="#a0a0a0" stroked="f"/>
+          <v:rect id="_x0000_i1030" style="width:0;height:1.5pt" o:hralign="center" o:hrstd="t" o:hr="t" fillcolor="#a0a0a0" stroked="f"/>
         </w:pict>
       </w:r>
     </w:p>
@@ -1482,7 +1482,7 @@
           <w:color w:val="000000" w:themeColor="text1"/>
         </w:rPr>
         <w:pict w14:anchorId="55682C95">
-          <v:rect id="_x0000_i3226" style="width:0;height:1.5pt" o:hralign="center" o:hrstd="t" o:hr="t" fillcolor="#a0a0a0" stroked="f"/>
+          <v:rect id="_x0000_i1031" style="width:0;height:1.5pt" o:hralign="center" o:hrstd="t" o:hr="t" fillcolor="#a0a0a0" stroked="f"/>
         </w:pict>
       </w:r>
     </w:p>
@@ -1611,7 +1611,7 @@
           <w:color w:val="000000" w:themeColor="text1"/>
         </w:rPr>
         <w:pict w14:anchorId="18834279">
-          <v:rect id="_x0000_i3227" style="width:0;height:1.5pt" o:hralign="center" o:hrstd="t" o:hr="t" fillcolor="#a0a0a0" stroked="f"/>
+          <v:rect id="_x0000_i1032" style="width:0;height:1.5pt" o:hralign="center" o:hrstd="t" o:hr="t" fillcolor="#a0a0a0" stroked="f"/>
         </w:pict>
       </w:r>
     </w:p>
@@ -1884,7 +1884,7 @@
           <w:color w:val="000000" w:themeColor="text1"/>
         </w:rPr>
         <w:pict w14:anchorId="7E99D679">
-          <v:rect id="_x0000_i3228" style="width:0;height:1.5pt" o:hralign="center" o:hrstd="t" o:hr="t" fillcolor="#a0a0a0" stroked="f"/>
+          <v:rect id="_x0000_i1033" style="width:0;height:1.5pt" o:hralign="center" o:hrstd="t" o:hr="t" fillcolor="#a0a0a0" stroked="f"/>
         </w:pict>
       </w:r>
     </w:p>
@@ -2049,7 +2049,7 @@
           <w:color w:val="000000" w:themeColor="text1"/>
         </w:rPr>
         <w:pict w14:anchorId="6EC5DAD6">
-          <v:rect id="_x0000_i3229" style="width:0;height:1.5pt" o:hralign="center" o:hrstd="t" o:hr="t" fillcolor="#a0a0a0" stroked="f"/>
+          <v:rect id="_x0000_i1034" style="width:0;height:1.5pt" o:hralign="center" o:hrstd="t" o:hr="t" fillcolor="#a0a0a0" stroked="f"/>
         </w:pict>
       </w:r>
     </w:p>
@@ -2171,7 +2171,7 @@
           <w:color w:val="000000" w:themeColor="text1"/>
         </w:rPr>
         <w:pict w14:anchorId="37693FC0">
-          <v:rect id="_x0000_i3230" style="width:0;height:1.5pt" o:hralign="center" o:hrstd="t" o:hr="t" fillcolor="#a0a0a0" stroked="f"/>
+          <v:rect id="_x0000_i1035" style="width:0;height:1.5pt" o:hralign="center" o:hrstd="t" o:hr="t" fillcolor="#a0a0a0" stroked="f"/>
         </w:pict>
       </w:r>
     </w:p>
@@ -2251,7 +2251,7 @@
           <w:color w:val="000000" w:themeColor="text1"/>
         </w:rPr>
         <w:pict w14:anchorId="5BBF73E7">
-          <v:rect id="_x0000_i3231" style="width:0;height:1.5pt" o:hralign="center" o:hrstd="t" o:hr="t" fillcolor="#a0a0a0" stroked="f"/>
+          <v:rect id="_x0000_i1036" style="width:0;height:1.5pt" o:hralign="center" o:hrstd="t" o:hr="t" fillcolor="#a0a0a0" stroked="f"/>
         </w:pict>
       </w:r>
     </w:p>
@@ -2323,7 +2323,7 @@
           <w:color w:val="000000" w:themeColor="text1"/>
         </w:rPr>
         <w:pict w14:anchorId="5ACE45E0">
-          <v:rect id="_x0000_i3232" style="width:0;height:1.5pt" o:hralign="center" o:hrstd="t" o:hr="t" fillcolor="#a0a0a0" stroked="f"/>
+          <v:rect id="_x0000_i1037" style="width:0;height:1.5pt" o:hralign="center" o:hrstd="t" o:hr="t" fillcolor="#a0a0a0" stroked="f"/>
         </w:pict>
       </w:r>
     </w:p>
@@ -2436,7 +2436,7 @@
           <w:color w:val="000000" w:themeColor="text1"/>
         </w:rPr>
         <w:pict w14:anchorId="365B7DDD">
-          <v:rect id="_x0000_i3233" style="width:0;height:1.5pt" o:hralign="center" o:hrstd="t" o:hr="t" fillcolor="#a0a0a0" stroked="f"/>
+          <v:rect id="_x0000_i1038" style="width:0;height:1.5pt" o:hralign="center" o:hrstd="t" o:hr="t" fillcolor="#a0a0a0" stroked="f"/>
         </w:pict>
       </w:r>
     </w:p>
@@ -2614,7 +2614,7 @@
           <w:color w:val="000000" w:themeColor="text1"/>
         </w:rPr>
         <w:pict w14:anchorId="6EF858CE">
-          <v:rect id="_x0000_i3234" style="width:0;height:1.5pt" o:hralign="center" o:hrstd="t" o:hr="t" fillcolor="#a0a0a0" stroked="f"/>
+          <v:rect id="_x0000_i1039" style="width:0;height:1.5pt" o:hralign="center" o:hrstd="t" o:hr="t" fillcolor="#a0a0a0" stroked="f"/>
         </w:pict>
       </w:r>
     </w:p>
@@ -2865,7 +2865,7 @@
           <w:color w:val="000000" w:themeColor="text1"/>
         </w:rPr>
         <w:pict w14:anchorId="4873C8A7">
-          <v:rect id="_x0000_i3235" style="width:0;height:1.5pt" o:hralign="center" o:hrstd="t" o:hr="t" fillcolor="#a0a0a0" stroked="f"/>
+          <v:rect id="_x0000_i1040" style="width:0;height:1.5pt" o:hralign="center" o:hrstd="t" o:hr="t" fillcolor="#a0a0a0" stroked="f"/>
         </w:pict>
       </w:r>
     </w:p>
@@ -3052,7 +3052,7 @@
         </w:rPr>
         <w:lastRenderedPageBreak/>
         <w:pict w14:anchorId="1CE58536">
-          <v:rect id="_x0000_i3236" style="width:0;height:1.5pt" o:hralign="center" o:hrstd="t" o:hr="t" fillcolor="#a0a0a0" stroked="f"/>
+          <v:rect id="_x0000_i1041" style="width:0;height:1.5pt" o:hralign="center" o:hrstd="t" o:hr="t" fillcolor="#a0a0a0" stroked="f"/>
         </w:pict>
       </w:r>
     </w:p>
@@ -3200,7 +3200,7 @@
           <w:color w:val="000000" w:themeColor="text1"/>
         </w:rPr>
         <w:pict w14:anchorId="2C343A97">
-          <v:rect id="_x0000_i3237" style="width:0;height:1.5pt" o:hralign="center" o:hrstd="t" o:hr="t" fillcolor="#a0a0a0" stroked="f"/>
+          <v:rect id="_x0000_i1042" style="width:0;height:1.5pt" o:hralign="center" o:hrstd="t" o:hr="t" fillcolor="#a0a0a0" stroked="f"/>
         </w:pict>
       </w:r>
     </w:p>
@@ -3337,7 +3337,7 @@
           <w:color w:val="000000" w:themeColor="text1"/>
         </w:rPr>
         <w:pict w14:anchorId="6AB881C1">
-          <v:rect id="_x0000_i3238" style="width:0;height:1.5pt" o:hralign="center" o:hrstd="t" o:hr="t" fillcolor="#a0a0a0" stroked="f"/>
+          <v:rect id="_x0000_i1043" style="width:0;height:1.5pt" o:hralign="center" o:hrstd="t" o:hr="t" fillcolor="#a0a0a0" stroked="f"/>
         </w:pict>
       </w:r>
     </w:p>
@@ -3399,7 +3399,7 @@
           <w:rFonts w:ascii="Georgia Pro" w:eastAsia="Georgia Pro" w:hAnsi="Georgia Pro" w:cs="Georgia Pro"/>
           <w:color w:val="000000" w:themeColor="text1"/>
         </w:rPr>
-        <w:t>–</w:t>
+        <w:t>--</w:t>
       </w:r>
       <w:r>
         <w:rPr>
@@ -3432,7 +3432,7 @@
           <w:color w:val="000000" w:themeColor="text1"/>
         </w:rPr>
         <w:pict w14:anchorId="4356AD38">
-          <v:rect id="_x0000_i3239" style="width:0;height:1.5pt" o:hralign="center" o:hrstd="t" o:hr="t" fillcolor="#a0a0a0" stroked="f"/>
+          <v:rect id="_x0000_i1044" style="width:0;height:1.5pt" o:hralign="center" o:hrstd="t" o:hr="t" fillcolor="#a0a0a0" stroked="f"/>
         </w:pict>
       </w:r>
     </w:p>
@@ -3633,7 +3633,7 @@
         </w:rPr>
         <w:lastRenderedPageBreak/>
         <w:pict w14:anchorId="6F400A98">
-          <v:rect id="_x0000_i3240" style="width:0;height:1.5pt" o:hralign="center" o:hrstd="t" o:hr="t" fillcolor="#a0a0a0" stroked="f"/>
+          <v:rect id="_x0000_i1045" style="width:0;height:1.5pt" o:hralign="center" o:hrstd="t" o:hr="t" fillcolor="#a0a0a0" stroked="f"/>
         </w:pict>
       </w:r>
     </w:p>
@@ -3735,6 +3735,62 @@
     <w:p>
       <w:pPr>
         <w:spacing w:after="0" w:line="480" w:lineRule="auto"/>
+        <w:jc w:val="center"/>
+        <w:rPr>
+          <w:rFonts w:ascii="Georgia Pro" w:eastAsia="Georgia Pro" w:hAnsi="Georgia Pro" w:cs="Georgia Pro"/>
+          <w:color w:val="000000" w:themeColor="text1"/>
+        </w:rPr>
+      </w:pPr>
+      <w:r>
+        <w:rPr>
+          <w:rFonts w:ascii="Georgia Pro" w:eastAsia="Georgia Pro" w:hAnsi="Georgia Pro" w:cs="Georgia Pro"/>
+          <w:color w:val="000000" w:themeColor="text1"/>
+        </w:rPr>
+        <w:drawing>
+          <wp:inline distT="0" distB="0" distL="0" distR="0" wp14:anchorId="28B9C286" wp14:editId="3A8751DC">
+            <wp:extent cx="5591955" cy="5268060"/>
+            <wp:effectExtent l="19050" t="19050" r="27940" b="27940"/>
+            <wp:docPr id="582754772" name="Picture 1"/>
+            <wp:cNvGraphicFramePr>
+              <a:graphicFrameLocks xmlns:a="http://schemas.openxmlformats.org/drawingml/2006/main" noChangeAspect="1"/>
+            </wp:cNvGraphicFramePr>
+            <a:graphic xmlns:a="http://schemas.openxmlformats.org/drawingml/2006/main">
+              <a:graphicData uri="http://schemas.openxmlformats.org/drawingml/2006/picture">
+                <pic:pic xmlns:pic="http://schemas.openxmlformats.org/drawingml/2006/picture">
+                  <pic:nvPicPr>
+                    <pic:cNvPr id="582754772" name=""/>
+                    <pic:cNvPicPr/>
+                  </pic:nvPicPr>
+                  <pic:blipFill>
+                    <a:blip r:embed="rId6"/>
+                    <a:stretch>
+                      <a:fillRect/>
+                    </a:stretch>
+                  </pic:blipFill>
+                  <pic:spPr>
+                    <a:xfrm>
+                      <a:off x="0" y="0"/>
+                      <a:ext cx="5591955" cy="5268060"/>
+                    </a:xfrm>
+                    <a:prstGeom prst="rect">
+                      <a:avLst/>
+                    </a:prstGeom>
+                    <a:ln>
+                      <a:solidFill>
+                        <a:schemeClr val="accent1"/>
+                      </a:solidFill>
+                    </a:ln>
+                  </pic:spPr>
+                </pic:pic>
+              </a:graphicData>
+            </a:graphic>
+          </wp:inline>
+        </w:drawing>
+      </w:r>
+    </w:p>
+    <w:p>
+      <w:pPr>
+        <w:spacing w:after="0" w:line="480" w:lineRule="auto"/>
         <w:rPr>
           <w:rFonts w:ascii="Georgia Pro" w:eastAsia="Georgia Pro" w:hAnsi="Georgia Pro" w:cs="Georgia Pro"/>
           <w:color w:val="000000" w:themeColor="text1"/>
@@ -3830,6 +3886,7 @@
           <w:rFonts w:ascii="Georgia Pro" w:eastAsia="Georgia Pro" w:hAnsi="Georgia Pro" w:cs="Georgia Pro"/>
           <w:color w:val="000000" w:themeColor="text1"/>
         </w:rPr>
+        <w:lastRenderedPageBreak/>
         <w:t xml:space="preserve">Pods communicate successfully </w:t>
       </w:r>
     </w:p>
@@ -3847,7 +3904,7 @@
           <w:color w:val="000000" w:themeColor="text1"/>
         </w:rPr>
         <w:pict w14:anchorId="06E34D7A">
-          <v:rect id="_x0000_i3241" style="width:0;height:1.5pt" o:hralign="center" o:hrstd="t" o:hr="t" fillcolor="#a0a0a0" stroked="f"/>
+          <v:rect id="_x0000_i1046" style="width:0;height:1.5pt" o:hralign="center" o:hrstd="t" o:hr="t" fillcolor="#a0a0a0" stroked="f"/>
         </w:pict>
       </w:r>
     </w:p>
@@ -3910,7 +3967,7 @@
           <w:color w:val="000000" w:themeColor="text1"/>
         </w:rPr>
         <w:pict w14:anchorId="591FF64B">
-          <v:rect id="_x0000_i3242" style="width:0;height:1.5pt" o:hralign="center" o:hrstd="t" o:hr="t" fillcolor="#a0a0a0" stroked="f"/>
+          <v:rect id="_x0000_i1047" style="width:0;height:1.5pt" o:hralign="center" o:hrstd="t" o:hr="t" fillcolor="#a0a0a0" stroked="f"/>
         </w:pict>
       </w:r>
     </w:p>
@@ -3990,7 +4047,7 @@
           <w:color w:val="000000" w:themeColor="text1"/>
         </w:rPr>
         <w:pict w14:anchorId="3A388532">
-          <v:rect id="_x0000_i3243" style="width:0;height:1.5pt" o:hralign="center" o:hrstd="t" o:hr="t" fillcolor="#a0a0a0" stroked="f"/>
+          <v:rect id="_x0000_i1048" style="width:0;height:1.5pt" o:hralign="center" o:hrstd="t" o:hr="t" fillcolor="#a0a0a0" stroked="f"/>
         </w:pict>
       </w:r>
     </w:p>
@@ -4107,7 +4164,7 @@
           <w:color w:val="000000" w:themeColor="text1"/>
         </w:rPr>
         <w:pict w14:anchorId="255AA2DC">
-          <v:rect id="_x0000_i3244" style="width:0;height:1.5pt" o:hralign="center" o:hrstd="t" o:hr="t" fillcolor="#a0a0a0" stroked="f"/>
+          <v:rect id="_x0000_i1049" style="width:0;height:1.5pt" o:hralign="center" o:hrstd="t" o:hr="t" fillcolor="#a0a0a0" stroked="f"/>
         </w:pict>
       </w:r>
     </w:p>
@@ -4305,7 +4362,7 @@
           <w:color w:val="000000" w:themeColor="text1"/>
         </w:rPr>
         <w:pict w14:anchorId="2126A7A4">
-          <v:rect id="_x0000_i3245" style="width:0;height:1.5pt" o:hralign="center" o:hrstd="t" o:hr="t" fillcolor="#a0a0a0" stroked="f"/>
+          <v:rect id="_x0000_i1050" style="width:0;height:1.5pt" o:hralign="center" o:hrstd="t" o:hr="t" fillcolor="#a0a0a0" stroked="f"/>
         </w:pict>
       </w:r>
     </w:p>
@@ -4516,7 +4573,7 @@
           <w:color w:val="000000" w:themeColor="text1"/>
         </w:rPr>
         <w:pict w14:anchorId="62FA109F">
-          <v:rect id="_x0000_i3246" style="width:0;height:1.5pt" o:hralign="center" o:hrstd="t" o:hr="t" fillcolor="#a0a0a0" stroked="f"/>
+          <v:rect id="_x0000_i1051" style="width:0;height:1.5pt" o:hralign="center" o:hrstd="t" o:hr="t" fillcolor="#a0a0a0" stroked="f"/>
         </w:pict>
       </w:r>
     </w:p>
@@ -4588,7 +4645,7 @@
           <w:color w:val="000000" w:themeColor="text1"/>
         </w:rPr>
         <w:pict w14:anchorId="2E5C9FFF">
-          <v:rect id="_x0000_i3247" style="width:0;height:1.5pt" o:hralign="center" o:hrstd="t" o:hr="t" fillcolor="#a0a0a0" stroked="f"/>
+          <v:rect id="_x0000_i1052" style="width:0;height:1.5pt" o:hralign="center" o:hrstd="t" o:hr="t" fillcolor="#a0a0a0" stroked="f"/>
         </w:pict>
       </w:r>
     </w:p>
@@ -4689,7 +4746,7 @@
           <w:color w:val="000000" w:themeColor="text1"/>
         </w:rPr>
         <w:pict w14:anchorId="3272B342">
-          <v:rect id="_x0000_i3248" style="width:0;height:1.5pt" o:hralign="center" o:hrstd="t" o:hr="t" fillcolor="#a0a0a0" stroked="f"/>
+          <v:rect id="_x0000_i1053" style="width:0;height:1.5pt" o:hralign="center" o:hrstd="t" o:hr="t" fillcolor="#a0a0a0" stroked="f"/>
         </w:pict>
       </w:r>
     </w:p>
@@ -4761,7 +4818,7 @@
           <w:color w:val="000000" w:themeColor="text1"/>
         </w:rPr>
         <w:pict w14:anchorId="7553B899">
-          <v:rect id="_x0000_i3249" style="width:0;height:1.5pt" o:hralign="center" o:hrstd="t" o:hr="t" fillcolor="#a0a0a0" stroked="f"/>
+          <v:rect id="_x0000_i1054" style="width:0;height:1.5pt" o:hralign="center" o:hrstd="t" o:hr="t" fillcolor="#a0a0a0" stroked="f"/>
         </w:pict>
       </w:r>
     </w:p>
@@ -4845,7 +4902,7 @@
           <w:color w:val="000000" w:themeColor="text1"/>
         </w:rPr>
         <w:pict w14:anchorId="27DDCCAE">
-          <v:rect id="_x0000_i3250" style="width:0;height:1.5pt" o:hralign="center" o:hrstd="t" o:hr="t" fillcolor="#a0a0a0" stroked="f"/>
+          <v:rect id="_x0000_i1055" style="width:0;height:1.5pt" o:hralign="center" o:hrstd="t" o:hr="t" fillcolor="#a0a0a0" stroked="f"/>
         </w:pict>
       </w:r>
     </w:p>
@@ -5005,7 +5062,7 @@
           <w:color w:val="000000" w:themeColor="text1"/>
         </w:rPr>
         <w:pict w14:anchorId="0301F5DF">
-          <v:rect id="_x0000_i3251" style="width:0;height:1.5pt" o:hralign="center" o:hrstd="t" o:hr="t" fillcolor="#a0a0a0" stroked="f"/>
+          <v:rect id="_x0000_i1056" style="width:0;height:1.5pt" o:hralign="center" o:hrstd="t" o:hr="t" fillcolor="#a0a0a0" stroked="f"/>
         </w:pict>
       </w:r>
     </w:p>
@@ -5125,7 +5182,7 @@
           <w:color w:val="000000" w:themeColor="text1"/>
         </w:rPr>
         <w:pict w14:anchorId="7D422A80">
-          <v:rect id="_x0000_i3252" style="width:0;height:1.5pt" o:hralign="center" o:hrstd="t" o:hr="t" fillcolor="#a0a0a0" stroked="f"/>
+          <v:rect id="_x0000_i1057" style="width:0;height:1.5pt" o:hralign="center" o:hrstd="t" o:hr="t" fillcolor="#a0a0a0" stroked="f"/>
         </w:pict>
       </w:r>
     </w:p>
@@ -8174,6 +8231,7 @@
   <w:style w:type="character" w:default="1" w:styleId="DefaultParagraphFont">
     <w:name w:val="Default Paragraph Font"/>
     <w:uiPriority w:val="1"/>
+    <w:semiHidden/>
     <w:unhideWhenUsed/>
   </w:style>
   <w:style w:type="table" w:default="1" w:styleId="TableNormal">
